--- a/content/cv/tighov_link_full.docx
+++ b/content/cv/tighov_link_full.docx
@@ -437,7 +437,7 @@
               </w:pBdr>
               <w:spacing w:after="200"/>
               <w:rPr>
-                <w:rFonts w:ascii="Century Gothic" w:eastAsia="Century Gothic" w:hAnsi="Century Gothic" w:cs="Century Gothic"/>
+                <w:rFonts w:ascii="Century Gothic" w:hAnsi="Century Gothic"/>
                 <w:b/>
                 <w:bCs/>
                 <w:caps/>
@@ -477,7 +477,7 @@
                 <w:sz w:val="18"/>
                 <w:szCs w:val="18"/>
               </w:rPr>
-              <w:t>Senior Infrastructure Engineer</w:t>
+              <w:t>DevOps Engineering Manager</w:t>
             </w:r>
             <w:r>
               <w:rPr>
@@ -487,13 +487,39 @@
               </w:rPr>
               <w:br/>
             </w:r>
-            <w:r>
-              <w:rPr>
-                <w:rFonts w:ascii="Century Gothic" w:hAnsi="Century Gothic"/>
-                <w:sz w:val="18"/>
-                <w:szCs w:val="18"/>
-              </w:rPr>
-              <w:t xml:space="preserve">Questrade Financial Group — Yerevan, Armenia | </w:t>
+            <w:proofErr w:type="spellStart"/>
+            <w:r>
+              <w:rPr>
+                <w:rFonts w:ascii="Century Gothic" w:hAnsi="Century Gothic"/>
+                <w:sz w:val="18"/>
+                <w:szCs w:val="18"/>
+              </w:rPr>
+              <w:t>Bootech</w:t>
+            </w:r>
+            <w:proofErr w:type="spellEnd"/>
+            <w:r>
+              <w:rPr>
+                <w:rFonts w:ascii="Century Gothic" w:hAnsi="Century Gothic"/>
+                <w:sz w:val="18"/>
+                <w:szCs w:val="18"/>
+              </w:rPr>
+              <w:t xml:space="preserve"> </w:t>
+            </w:r>
+            <w:r>
+              <w:rPr>
+                <w:rFonts w:ascii="Century Gothic" w:hAnsi="Century Gothic"/>
+                <w:sz w:val="18"/>
+                <w:szCs w:val="18"/>
+              </w:rPr>
+              <w:t>CJSC</w:t>
+            </w:r>
+            <w:r>
+              <w:rPr>
+                <w:rFonts w:ascii="Century Gothic" w:hAnsi="Century Gothic"/>
+                <w:sz w:val="18"/>
+                <w:szCs w:val="18"/>
+              </w:rPr>
+              <w:t xml:space="preserve"> — Yerevan, Armenia | </w:t>
             </w:r>
             <w:r>
               <w:rPr>
@@ -530,7 +556,276 @@
                 <w:szCs w:val="18"/>
                 <w:u w:color="4A4A4A"/>
               </w:rPr>
-              <w:t>Dec 2022 – Dec 2024</w:t>
+              <w:t>May</w:t>
+            </w:r>
+            <w:r>
+              <w:rPr>
+                <w:rFonts w:ascii="Century Gothic" w:hAnsi="Century Gothic"/>
+                <w:i/>
+                <w:iCs/>
+                <w:color w:val="4A4A4A"/>
+                <w:sz w:val="18"/>
+                <w:szCs w:val="18"/>
+                <w:u w:color="4A4A4A"/>
+              </w:rPr>
+              <w:t xml:space="preserve"> 202</w:t>
+            </w:r>
+            <w:r>
+              <w:rPr>
+                <w:rFonts w:ascii="Century Gothic" w:hAnsi="Century Gothic"/>
+                <w:i/>
+                <w:iCs/>
+                <w:color w:val="4A4A4A"/>
+                <w:sz w:val="18"/>
+                <w:szCs w:val="18"/>
+                <w:u w:color="4A4A4A"/>
+              </w:rPr>
+              <w:t>4</w:t>
+            </w:r>
+            <w:r>
+              <w:rPr>
+                <w:rFonts w:ascii="Century Gothic" w:hAnsi="Century Gothic"/>
+                <w:i/>
+                <w:iCs/>
+                <w:color w:val="4A4A4A"/>
+                <w:sz w:val="18"/>
+                <w:szCs w:val="18"/>
+                <w:u w:color="4A4A4A"/>
+              </w:rPr>
+              <w:t xml:space="preserve"> –</w:t>
+            </w:r>
+            <w:r>
+              <w:rPr>
+                <w:rFonts w:ascii="Century Gothic" w:hAnsi="Century Gothic"/>
+                <w:i/>
+                <w:iCs/>
+                <w:color w:val="4A4A4A"/>
+                <w:sz w:val="18"/>
+                <w:szCs w:val="18"/>
+                <w:u w:color="4A4A4A"/>
+              </w:rPr>
+              <w:t xml:space="preserve"> up to now</w:t>
+            </w:r>
+          </w:p>
+          <w:p>
+            <w:pPr>
+              <w:pStyle w:val="divdocumentulli"/>
+              <w:numPr>
+                <w:ilvl w:val="0"/>
+                <w:numId w:val="1"/>
+              </w:numPr>
+              <w:spacing w:line="260" w:lineRule="atLeast"/>
+              <w:rPr>
+                <w:rFonts w:ascii="Century Gothic" w:hAnsi="Century Gothic"/>
+                <w:color w:val="4A4A4A"/>
+                <w:sz w:val="18"/>
+                <w:szCs w:val="18"/>
+                <w:u w:color="4A4A4A"/>
+              </w:rPr>
+            </w:pPr>
+            <w:r>
+              <w:rPr>
+                <w:rFonts w:ascii="Century Gothic" w:hAnsi="Century Gothic"/>
+                <w:color w:val="4A4A4A"/>
+                <w:sz w:val="18"/>
+                <w:szCs w:val="18"/>
+                <w:u w:color="4A4A4A"/>
+              </w:rPr>
+              <w:t>Architected and implemented on-premises Kubernetes clusters for production environments</w:t>
+            </w:r>
+          </w:p>
+          <w:p>
+            <w:pPr>
+              <w:pStyle w:val="divdocumentulli"/>
+              <w:numPr>
+                <w:ilvl w:val="0"/>
+                <w:numId w:val="1"/>
+              </w:numPr>
+              <w:spacing w:line="260" w:lineRule="atLeast"/>
+              <w:rPr>
+                <w:rFonts w:ascii="Century Gothic" w:hAnsi="Century Gothic"/>
+                <w:color w:val="4A4A4A"/>
+                <w:sz w:val="18"/>
+                <w:szCs w:val="18"/>
+                <w:u w:color="4A4A4A"/>
+              </w:rPr>
+            </w:pPr>
+            <w:r>
+              <w:rPr>
+                <w:rFonts w:ascii="Century Gothic" w:hAnsi="Century Gothic"/>
+                <w:color w:val="4A4A4A"/>
+                <w:sz w:val="18"/>
+                <w:szCs w:val="18"/>
+                <w:u w:color="4A4A4A"/>
+              </w:rPr>
+              <w:t>Designed and delivered platform capabilities including graceful cluster shutdown, automated database initialization, and fully automated application deployment workflows</w:t>
+            </w:r>
+          </w:p>
+          <w:p>
+            <w:pPr>
+              <w:pStyle w:val="divdocumentulli"/>
+              <w:numPr>
+                <w:ilvl w:val="0"/>
+                <w:numId w:val="1"/>
+              </w:numPr>
+              <w:spacing w:line="260" w:lineRule="atLeast"/>
+              <w:rPr>
+                <w:rFonts w:ascii="Century Gothic" w:hAnsi="Century Gothic"/>
+                <w:color w:val="4A4A4A"/>
+                <w:sz w:val="18"/>
+                <w:szCs w:val="18"/>
+                <w:u w:color="4A4A4A"/>
+              </w:rPr>
+            </w:pPr>
+            <w:r>
+              <w:rPr>
+                <w:rFonts w:ascii="Century Gothic" w:hAnsi="Century Gothic"/>
+                <w:color w:val="4A4A4A"/>
+                <w:sz w:val="18"/>
+                <w:szCs w:val="18"/>
+                <w:u w:color="4A4A4A"/>
+              </w:rPr>
+              <w:t>Built end-to-end automated cluster provisioning using GitLab CI/CD pipelines, Ansible, and Python, reducing manual operations and improving deployment reliability</w:t>
+            </w:r>
+          </w:p>
+          <w:p>
+            <w:pPr>
+              <w:pStyle w:val="divdocumentulli"/>
+              <w:numPr>
+                <w:ilvl w:val="0"/>
+                <w:numId w:val="1"/>
+              </w:numPr>
+              <w:spacing w:line="260" w:lineRule="atLeast"/>
+              <w:rPr>
+                <w:rFonts w:ascii="Century Gothic" w:hAnsi="Century Gothic"/>
+                <w:b/>
+                <w:bCs/>
+                <w:caps/>
+                <w:color w:val="4A4A4A"/>
+                <w:sz w:val="18"/>
+                <w:szCs w:val="18"/>
+                <w:u w:color="4A4A4A"/>
+              </w:rPr>
+            </w:pPr>
+            <w:r>
+              <w:rPr>
+                <w:rFonts w:ascii="Century Gothic" w:hAnsi="Century Gothic"/>
+                <w:color w:val="4A4A4A"/>
+                <w:sz w:val="18"/>
+                <w:szCs w:val="18"/>
+                <w:u w:color="4A4A4A"/>
+              </w:rPr>
+              <w:t>Led and mentored a team of DevOps engineers, driving platform engineering practices and operational excellence</w:t>
+            </w:r>
+            <w:r>
+              <w:rPr>
+                <w:rFonts w:ascii="Century Gothic" w:hAnsi="Century Gothic"/>
+                <w:color w:val="4A4A4A"/>
+                <w:sz w:val="18"/>
+                <w:szCs w:val="18"/>
+                <w:u w:color="4A4A4A"/>
+              </w:rPr>
+              <w:br/>
+            </w:r>
+          </w:p>
+          <w:p>
+            <w:pPr>
+              <w:pStyle w:val="divdocumentsinglecolumn"/>
+              <w:spacing w:line="260" w:lineRule="atLeast"/>
+              <w:rPr>
+                <w:rFonts w:ascii="Century Gothic" w:eastAsia="Century Gothic" w:hAnsi="Century Gothic" w:cs="Century Gothic"/>
+                <w:color w:val="4A4A4A"/>
+                <w:sz w:val="18"/>
+                <w:szCs w:val="18"/>
+                <w:u w:color="4A4A4A"/>
+              </w:rPr>
+            </w:pPr>
+            <w:r>
+              <w:rPr>
+                <w:rFonts w:ascii="Century Gothic" w:hAnsi="Century Gothic"/>
+                <w:b/>
+                <w:bCs/>
+                <w:sz w:val="18"/>
+                <w:szCs w:val="18"/>
+              </w:rPr>
+              <w:t>Senior Infrastructure Engineer</w:t>
+            </w:r>
+            <w:r>
+              <w:rPr>
+                <w:rFonts w:ascii="Century Gothic" w:eastAsia="Century Gothic" w:hAnsi="Century Gothic" w:cs="Century Gothic"/>
+                <w:sz w:val="18"/>
+                <w:szCs w:val="18"/>
+              </w:rPr>
+              <w:br/>
+            </w:r>
+            <w:r>
+              <w:rPr>
+                <w:rFonts w:ascii="Century Gothic" w:hAnsi="Century Gothic"/>
+                <w:sz w:val="18"/>
+                <w:szCs w:val="18"/>
+              </w:rPr>
+              <w:t xml:space="preserve">Questrade Financial Group — Yerevan, Armenia | </w:t>
+            </w:r>
+            <w:r>
+              <w:rPr>
+                <w:rFonts w:ascii="Century Gothic" w:hAnsi="Century Gothic"/>
+                <w:i/>
+                <w:iCs/>
+                <w:sz w:val="18"/>
+                <w:szCs w:val="18"/>
+              </w:rPr>
+              <w:t>Remote</w:t>
+            </w:r>
+          </w:p>
+          <w:p>
+            <w:pPr>
+              <w:pStyle w:val="paddedline"/>
+              <w:spacing w:line="260" w:lineRule="atLeast"/>
+              <w:rPr>
+                <w:rFonts w:ascii="Century Gothic" w:eastAsia="Century Gothic" w:hAnsi="Century Gothic" w:cs="Century Gothic"/>
+                <w:i/>
+                <w:iCs/>
+                <w:color w:val="4A4A4A"/>
+                <w:sz w:val="18"/>
+                <w:szCs w:val="18"/>
+                <w:u w:color="4A4A4A"/>
+              </w:rPr>
+            </w:pPr>
+            <w:r>
+              <w:rPr>
+                <w:rFonts w:ascii="Century Gothic" w:hAnsi="Century Gothic"/>
+                <w:i/>
+                <w:iCs/>
+                <w:color w:val="4A4A4A"/>
+                <w:sz w:val="18"/>
+                <w:szCs w:val="18"/>
+                <w:u w:color="4A4A4A"/>
+              </w:rPr>
+              <w:t xml:space="preserve">Dec 2022 – </w:t>
+            </w:r>
+            <w:r>
+              <w:rPr>
+                <w:rFonts w:ascii="Century Gothic" w:hAnsi="Century Gothic"/>
+                <w:i/>
+                <w:iCs/>
+                <w:color w:val="4A4A4A"/>
+                <w:sz w:val="18"/>
+                <w:szCs w:val="18"/>
+                <w:u w:color="4A4A4A"/>
+              </w:rPr>
+              <w:t>March</w:t>
+            </w:r>
+            <w:r>
+              <w:rPr>
+                <w:rFonts w:ascii="Century Gothic" w:hAnsi="Century Gothic"/>
+                <w:i/>
+                <w:iCs/>
+                <w:color w:val="4A4A4A"/>
+                <w:sz w:val="18"/>
+                <w:szCs w:val="18"/>
+                <w:u w:color="4A4A4A"/>
+              </w:rPr>
+              <w:t xml:space="preserve"> 2024</w:t>
             </w:r>
           </w:p>
           <w:p>
@@ -1394,7 +1689,7 @@
                 <w:u w:color="4A4A4A"/>
               </w:rPr>
             </w:pPr>
-            <w:hyperlink r:id="rId11" w:history="1">
+            <w:hyperlink r:id="rId11" w:anchor="1" w:history="1">
               <w:r>
                 <w:rPr>
                   <w:rStyle w:val="Hyperlink2"/>
